--- a/Segundo Corte/LAB: Caso_Estudio_Balon/LABORATORIO_BALON_JC_PA_2026-3.docx
+++ b/Segundo Corte/LAB: Caso_Estudio_Balon/LABORATORIO_BALON_JC_PA_2026-3.docx
@@ -1,6 +1,6 @@
 
 <file path=word/document.xml><?xml version="1.0" encoding="utf-8"?>
-<w:document xmlns:wpc="http://schemas.microsoft.com/office/word/2010/wordprocessingCanvas" xmlns:cx="http://schemas.microsoft.com/office/drawing/2014/chartex" xmlns:cx1="http://schemas.microsoft.com/office/drawing/2015/9/8/chartex" xmlns:cx2="http://schemas.microsoft.com/office/drawing/2015/10/21/chartex" xmlns:cx3="http://schemas.microsoft.com/office/drawing/2016/5/9/chartex" xmlns:cx4="http://schemas.microsoft.com/office/drawing/2016/5/10/chartex" xmlns:cx5="http://schemas.microsoft.com/office/drawing/2016/5/11/chartex" xmlns:cx6="http://schemas.microsoft.com/office/drawing/2016/5/12/chartex" xmlns:cx7="http://schemas.microsoft.com/office/drawing/2016/5/13/chartex" xmlns:cx8="http://schemas.microsoft.com/office/drawing/2016/5/14/chartex" xmlns:mc="http://schemas.openxmlformats.org/markup-compatibility/2006" xmlns:aink="http://schemas.microsoft.com/office/drawing/2016/ink" xmlns:am3d="http://schemas.microsoft.com/office/drawing/2017/model3d" xmlns:o="urn:schemas-microsoft-com:office:office" xmlns:r="http://schemas.openxmlformats.org/officeDocument/2006/relationships" xmlns:m="http://schemas.openxmlformats.org/officeDocument/2006/math" xmlns:v="urn:schemas-microsoft-com:vml" xmlns:wp14="http://schemas.microsoft.com/office/word/2010/wordprocessingDrawing" xmlns:wp="http://schemas.openxmlformats.org/drawingml/2006/wordprocessingDrawing" xmlns:w10="urn:schemas-microsoft-com:office:word" xmlns:w="http://schemas.openxmlformats.org/wordprocessingml/2006/main" xmlns:w14="http://schemas.microsoft.com/office/word/2010/wordml" xmlns:w15="http://schemas.microsoft.com/office/word/2012/wordml" xmlns:w16cex="http://schemas.microsoft.com/office/word/2018/wordml/cex" xmlns:w16cid="http://schemas.microsoft.com/office/word/2016/wordml/cid" xmlns:w16="http://schemas.microsoft.com/office/word/2018/wordml" xmlns:w16sdtdh="http://schemas.microsoft.com/office/word/2020/wordml/sdtdatahash" xmlns:w16se="http://schemas.microsoft.com/office/word/2015/wordml/symex" xmlns:wpg="http://schemas.microsoft.com/office/word/2010/wordprocessingGroup" xmlns:wpi="http://schemas.microsoft.com/office/word/2010/wordprocessingInk" xmlns:wne="http://schemas.microsoft.com/office/word/2006/wordml" xmlns:wps="http://schemas.microsoft.com/office/word/2010/wordprocessingShape" mc:Ignorable="w14 w15 w16se w16cid w16 w16cex w16sdtdh wp14">
+<w:document xmlns:wpc="http://schemas.microsoft.com/office/word/2010/wordprocessingCanvas" xmlns:cx="http://schemas.microsoft.com/office/drawing/2014/chartex" xmlns:cx1="http://schemas.microsoft.com/office/drawing/2015/9/8/chartex" xmlns:cx2="http://schemas.microsoft.com/office/drawing/2015/10/21/chartex" xmlns:cx3="http://schemas.microsoft.com/office/drawing/2016/5/9/chartex" xmlns:cx4="http://schemas.microsoft.com/office/drawing/2016/5/10/chartex" xmlns:cx5="http://schemas.microsoft.com/office/drawing/2016/5/11/chartex" xmlns:cx6="http://schemas.microsoft.com/office/drawing/2016/5/12/chartex" xmlns:cx7="http://schemas.microsoft.com/office/drawing/2016/5/13/chartex" xmlns:cx8="http://schemas.microsoft.com/office/drawing/2016/5/14/chartex" xmlns:mc="http://schemas.openxmlformats.org/markup-compatibility/2006" xmlns:aink="http://schemas.microsoft.com/office/drawing/2016/ink" xmlns:am3d="http://schemas.microsoft.com/office/drawing/2017/model3d" xmlns:o="urn:schemas-microsoft-com:office:office" xmlns:oel="http://schemas.microsoft.com/office/2019/extlst" xmlns:r="http://schemas.openxmlformats.org/officeDocument/2006/relationships" xmlns:m="http://schemas.openxmlformats.org/officeDocument/2006/math" xmlns:v="urn:schemas-microsoft-com:vml" xmlns:wp14="http://schemas.microsoft.com/office/word/2010/wordprocessingDrawing" xmlns:wp="http://schemas.openxmlformats.org/drawingml/2006/wordprocessingDrawing" xmlns:w10="urn:schemas-microsoft-com:office:word" xmlns:w="http://schemas.openxmlformats.org/wordprocessingml/2006/main" xmlns:w14="http://schemas.microsoft.com/office/word/2010/wordml" xmlns:w15="http://schemas.microsoft.com/office/word/2012/wordml" xmlns:w16cex="http://schemas.microsoft.com/office/word/2018/wordml/cex" xmlns:w16cid="http://schemas.microsoft.com/office/word/2016/wordml/cid" xmlns:w16="http://schemas.microsoft.com/office/word/2018/wordml" xmlns:w16sdtdh="http://schemas.microsoft.com/office/word/2020/wordml/sdtdatahash" xmlns:w16se="http://schemas.microsoft.com/office/word/2015/wordml/symex" xmlns:wpg="http://schemas.microsoft.com/office/word/2010/wordprocessingGroup" xmlns:wpi="http://schemas.microsoft.com/office/word/2010/wordprocessingInk" xmlns:wne="http://schemas.microsoft.com/office/word/2006/wordml" xmlns:wps="http://schemas.microsoft.com/office/word/2010/wordprocessingShape" mc:Ignorable="w14 w15 w16se w16cid w16 w16cex w16sdtdh wp14">
   <w:body>
     <w:p>
       <w:pPr>
@@ -20,6 +20,15 @@
           <w:lang w:val="es-ES"/>
         </w:rPr>
         <w:t>LABORATORIO: CASO ESTUDIO BALON</w:t>
+      </w:r>
+      <w:r>
+        <w:rPr>
+          <w:rFonts w:ascii="Times New Roman" w:hAnsi="Times New Roman" w:cs="Times New Roman"/>
+          <w:sz w:val="24"/>
+          <w:szCs w:val="24"/>
+          <w:lang w:val="es-ES"/>
+        </w:rPr>
+        <w:t xml:space="preserve"> en C#</w:t>
       </w:r>
     </w:p>
     <w:p>
@@ -1200,7 +1209,37 @@
           <w:szCs w:val="24"/>
           <w:lang w:val="es-ES"/>
         </w:rPr>
-        <w:t>Se revisó en primera instancia el diagrama de clases, el cual en su estructura está bien planteado, sin embargo, se plantearan modificaciones para que el aplicativo tenga funcionalidad y cumplir con el objetivo planteado.</w:t>
+        <w:t>Se revisó en primera instancia el diagrama de clases, el cual en su estructura está bien planteado, sin embargo,</w:t>
+      </w:r>
+      <w:r>
+        <w:rPr>
+          <w:rFonts w:ascii="Times New Roman" w:hAnsi="Times New Roman" w:cs="Times New Roman"/>
+          <w:noProof/>
+          <w:sz w:val="24"/>
+          <w:szCs w:val="24"/>
+          <w:lang w:val="es-ES"/>
+        </w:rPr>
+        <w:t xml:space="preserve"> se tienen varias incosistencias con el codigo base</w:t>
+      </w:r>
+      <w:r>
+        <w:rPr>
+          <w:rFonts w:ascii="Times New Roman" w:hAnsi="Times New Roman" w:cs="Times New Roman"/>
+          <w:noProof/>
+          <w:sz w:val="24"/>
+          <w:szCs w:val="24"/>
+          <w:lang w:val="es-ES"/>
+        </w:rPr>
+        <w:t>.</w:t>
+      </w:r>
+      <w:r>
+        <w:rPr>
+          <w:rFonts w:ascii="Times New Roman" w:hAnsi="Times New Roman" w:cs="Times New Roman"/>
+          <w:noProof/>
+          <w:sz w:val="24"/>
+          <w:szCs w:val="24"/>
+          <w:lang w:val="es-ES"/>
+        </w:rPr>
+        <w:t xml:space="preserve"> Por ejemplo se tienen que los atributos de la clase balon en el diagrama son publicos, cuando en el código estan privados y deben ser privados. Así que se desarrolla un nuevo diagrama de clases antes de codificar.</w:t>
       </w:r>
     </w:p>
     <w:p>
@@ -1234,9 +1273,9 @@
         </w:rPr>
         <w:lastRenderedPageBreak/>
         <w:drawing>
-          <wp:inline distT="0" distB="0" distL="0" distR="0" wp14:anchorId="77F8D1E1" wp14:editId="44DF8C48">
-            <wp:extent cx="5612130" cy="6776085"/>
-            <wp:effectExtent l="0" t="0" r="7620" b="5715"/>
+          <wp:inline distT="0" distB="0" distL="0" distR="0" wp14:anchorId="4F0D74B4" wp14:editId="16B2B3F1">
+            <wp:extent cx="5612130" cy="5142865"/>
+            <wp:effectExtent l="0" t="0" r="7620" b="635"/>
             <wp:docPr id="1" name="Imagen 1"/>
             <wp:cNvGraphicFramePr>
               <a:graphicFrameLocks xmlns:a="http://schemas.openxmlformats.org/drawingml/2006/main" noChangeAspect="1"/>
@@ -1257,7 +1296,7 @@
                   <pic:spPr>
                     <a:xfrm>
                       <a:off x="0" y="0"/>
-                      <a:ext cx="5612130" cy="6776085"/>
+                      <a:ext cx="5612130" cy="5142865"/>
                     </a:xfrm>
                     <a:prstGeom prst="rect">
                       <a:avLst/>
@@ -1291,7 +1330,7 @@
 </file>
 
 <file path=word/numbering.xml><?xml version="1.0" encoding="utf-8"?>
-<w:numbering xmlns:wpc="http://schemas.microsoft.com/office/word/2010/wordprocessingCanvas" xmlns:cx="http://schemas.microsoft.com/office/drawing/2014/chartex" xmlns:cx1="http://schemas.microsoft.com/office/drawing/2015/9/8/chartex" xmlns:cx2="http://schemas.microsoft.com/office/drawing/2015/10/21/chartex" xmlns:cx3="http://schemas.microsoft.com/office/drawing/2016/5/9/chartex" xmlns:cx4="http://schemas.microsoft.com/office/drawing/2016/5/10/chartex" xmlns:cx5="http://schemas.microsoft.com/office/drawing/2016/5/11/chartex" xmlns:cx6="http://schemas.microsoft.com/office/drawing/2016/5/12/chartex" xmlns:cx7="http://schemas.microsoft.com/office/drawing/2016/5/13/chartex" xmlns:cx8="http://schemas.microsoft.com/office/drawing/2016/5/14/chartex" xmlns:mc="http://schemas.openxmlformats.org/markup-compatibility/2006" xmlns:aink="http://schemas.microsoft.com/office/drawing/2016/ink" xmlns:am3d="http://schemas.microsoft.com/office/drawing/2017/model3d" xmlns:o="urn:schemas-microsoft-com:office:office" xmlns:r="http://schemas.openxmlformats.org/officeDocument/2006/relationships" xmlns:m="http://schemas.openxmlformats.org/officeDocument/2006/math" xmlns:v="urn:schemas-microsoft-com:vml" xmlns:wp14="http://schemas.microsoft.com/office/word/2010/wordprocessingDrawing" xmlns:wp="http://schemas.openxmlformats.org/drawingml/2006/wordprocessingDrawing" xmlns:w10="urn:schemas-microsoft-com:office:word" xmlns:w="http://schemas.openxmlformats.org/wordprocessingml/2006/main" xmlns:w14="http://schemas.microsoft.com/office/word/2010/wordml" xmlns:w15="http://schemas.microsoft.com/office/word/2012/wordml" xmlns:w16cex="http://schemas.microsoft.com/office/word/2018/wordml/cex" xmlns:w16cid="http://schemas.microsoft.com/office/word/2016/wordml/cid" xmlns:w16="http://schemas.microsoft.com/office/word/2018/wordml" xmlns:w16sdtdh="http://schemas.microsoft.com/office/word/2020/wordml/sdtdatahash" xmlns:w16se="http://schemas.microsoft.com/office/word/2015/wordml/symex" xmlns:wpg="http://schemas.microsoft.com/office/word/2010/wordprocessingGroup" xmlns:wpi="http://schemas.microsoft.com/office/word/2010/wordprocessingInk" xmlns:wne="http://schemas.microsoft.com/office/word/2006/wordml" xmlns:wps="http://schemas.microsoft.com/office/word/2010/wordprocessingShape" mc:Ignorable="w14 w15 w16se w16cid w16 w16cex w16sdtdh wp14">
+<w:numbering xmlns:wpc="http://schemas.microsoft.com/office/word/2010/wordprocessingCanvas" xmlns:cx="http://schemas.microsoft.com/office/drawing/2014/chartex" xmlns:cx1="http://schemas.microsoft.com/office/drawing/2015/9/8/chartex" xmlns:cx2="http://schemas.microsoft.com/office/drawing/2015/10/21/chartex" xmlns:cx3="http://schemas.microsoft.com/office/drawing/2016/5/9/chartex" xmlns:cx4="http://schemas.microsoft.com/office/drawing/2016/5/10/chartex" xmlns:cx5="http://schemas.microsoft.com/office/drawing/2016/5/11/chartex" xmlns:cx6="http://schemas.microsoft.com/office/drawing/2016/5/12/chartex" xmlns:cx7="http://schemas.microsoft.com/office/drawing/2016/5/13/chartex" xmlns:cx8="http://schemas.microsoft.com/office/drawing/2016/5/14/chartex" xmlns:mc="http://schemas.openxmlformats.org/markup-compatibility/2006" xmlns:aink="http://schemas.microsoft.com/office/drawing/2016/ink" xmlns:am3d="http://schemas.microsoft.com/office/drawing/2017/model3d" xmlns:o="urn:schemas-microsoft-com:office:office" xmlns:oel="http://schemas.microsoft.com/office/2019/extlst" xmlns:r="http://schemas.openxmlformats.org/officeDocument/2006/relationships" xmlns:m="http://schemas.openxmlformats.org/officeDocument/2006/math" xmlns:v="urn:schemas-microsoft-com:vml" xmlns:wp14="http://schemas.microsoft.com/office/word/2010/wordprocessingDrawing" xmlns:wp="http://schemas.openxmlformats.org/drawingml/2006/wordprocessingDrawing" xmlns:w10="urn:schemas-microsoft-com:office:word" xmlns:w="http://schemas.openxmlformats.org/wordprocessingml/2006/main" xmlns:w14="http://schemas.microsoft.com/office/word/2010/wordml" xmlns:w15="http://schemas.microsoft.com/office/word/2012/wordml" xmlns:w16cex="http://schemas.microsoft.com/office/word/2018/wordml/cex" xmlns:w16cid="http://schemas.microsoft.com/office/word/2016/wordml/cid" xmlns:w16="http://schemas.microsoft.com/office/word/2018/wordml" xmlns:w16sdtdh="http://schemas.microsoft.com/office/word/2020/wordml/sdtdatahash" xmlns:w16se="http://schemas.microsoft.com/office/word/2015/wordml/symex" xmlns:wpg="http://schemas.microsoft.com/office/word/2010/wordprocessingGroup" xmlns:wpi="http://schemas.microsoft.com/office/word/2010/wordprocessingInk" xmlns:wne="http://schemas.microsoft.com/office/word/2006/wordml" xmlns:wps="http://schemas.microsoft.com/office/word/2010/wordprocessingShape" mc:Ignorable="w14 w15 w16se w16cid w16 w16cex w16sdtdh wp14">
   <w:abstractNum w:abstractNumId="0" w15:restartNumberingAfterBreak="0">
     <w:nsid w:val="4FE54658"/>
     <w:multiLevelType w:val="hybridMultilevel"/>
@@ -1381,7 +1420,7 @@
       </w:pPr>
     </w:lvl>
   </w:abstractNum>
-  <w:num w:numId="1">
+  <w:num w:numId="1" w16cid:durableId="1767768923">
     <w:abstractNumId w:val="0"/>
   </w:num>
 </w:numbering>
